--- a/output/docx/LoginExtratorAdministrador.docx
+++ b/output/docx/LoginExtratorAdministrador.docx
@@ -106,7 +106,7 @@
         <w:rPr>
           <w:sz w:val="20"/>
         </w:rPr>
-        <w:t/>
+        <w:t>O usuario deve estar logado</w:t>
       </w:r>
     </w:p>
     <w:tbl>
@@ -229,7 +229,7 @@
               <w:rPr>
                 <w:sz w:val="18"/>
               </w:rPr>
-              <w:t>administrador: digita o user e a password de um usuario administrador e pressiona o botao Login</w:t>
+              <w:t>administrador: digita o user e a password de um usuário administrador e pressiona o botao Login</w:t>
             </w:r>
           </w:p>
         </w:tc>
@@ -296,7 +296,7 @@
         <w:rPr>
           <w:sz w:val="20"/>
         </w:rPr>
-        <w:t/>
+        <w:t>O usuario deve estar logado</w:t>
       </w:r>
     </w:p>
     <w:tbl>
@@ -419,17 +419,17 @@
               <w:rPr>
                 <w:sz w:val="18"/>
               </w:rPr>
-              <w:t>administrador: digita o user de um usuário invalido, digita uma password e pressiona o botao Login</w:t>
-            </w:r>
-          </w:p>
-        </w:tc>
-        <w:tc>
-          <w:p>
-            <w:r>
-              <w:rPr>
-                <w:sz w:val="18"/>
-              </w:rPr>
-              <w:t>SYSTEM exibe na pagina de login uma mensagem de usuario ou senha incorretos</w:t>
+              <w:t>administrador: digita o user de um usuário inválido, digita uma password e pressiona o botao Login</w:t>
+            </w:r>
+          </w:p>
+        </w:tc>
+        <w:tc>
+          <w:p>
+            <w:r>
+              <w:rPr>
+                <w:sz w:val="18"/>
+              </w:rPr>
+              <w:t>SYSTEM exibe mensagem “Invalid user or password” na tela de login</w:t>
             </w:r>
           </w:p>
         </w:tc>
@@ -451,7 +451,39 @@
               <w:rPr>
                 <w:sz w:val="18"/>
               </w:rPr>
-              <w:t>administrador: digita o user e a password de um usuario administrador e pressiona o botao Login</w:t>
+              <w:t>system: SYSTEM: exibe tela de login</w:t>
+            </w:r>
+          </w:p>
+        </w:tc>
+        <w:tc>
+          <w:p>
+            <w:r>
+              <w:rPr>
+                <w:sz w:val="18"/>
+              </w:rPr>
+              <w:t>exibe tela de login</w:t>
+            </w:r>
+          </w:p>
+        </w:tc>
+      </w:tr>
+      <w:tr>
+        <w:tc>
+          <w:p>
+            <w:r>
+              <w:rPr>
+                <w:sz w:val="18"/>
+              </w:rPr>
+              <w:t>4</w:t>
+            </w:r>
+          </w:p>
+        </w:tc>
+        <w:tc>
+          <w:p>
+            <w:r>
+              <w:rPr>
+                <w:sz w:val="18"/>
+              </w:rPr>
+              <w:t>administrador: digita o user e a password de um usuário administrador e pressiona o botao Login</w:t>
             </w:r>
           </w:p>
         </w:tc>
@@ -518,7 +550,7 @@
         <w:rPr>
           <w:sz w:val="20"/>
         </w:rPr>
-        <w:t/>
+        <w:t>O usuario deve estar logado</w:t>
       </w:r>
     </w:p>
     <w:tbl>
@@ -651,7 +683,7 @@
               <w:rPr>
                 <w:sz w:val="18"/>
               </w:rPr>
-              <w:t>SYSTEM abre um pop-up e exibe a mensagem de usuario ou senha incorretos; informa o numero de tentativas restantes ate que o usuario seja bloqueado</w:t>
+              <w:t>SYSTEM abre um pop-up e exibe a mensagem “User or Password incorrect. Attempts remaining until the account lockout: #tentativas restantes#” em um pop-up</w:t>
             </w:r>
           </w:p>
         </w:tc>
@@ -705,7 +737,39 @@
               <w:rPr>
                 <w:sz w:val="18"/>
               </w:rPr>
-              <w:t>administrador: digita o user e a password de um usuario administrador e pressiona o botao Login</w:t>
+              <w:t>system: SYSTEM: exibe tela de login</w:t>
+            </w:r>
+          </w:p>
+        </w:tc>
+        <w:tc>
+          <w:p>
+            <w:r>
+              <w:rPr>
+                <w:sz w:val="18"/>
+              </w:rPr>
+              <w:t>exibe tela de login</w:t>
+            </w:r>
+          </w:p>
+        </w:tc>
+      </w:tr>
+      <w:tr>
+        <w:tc>
+          <w:p>
+            <w:r>
+              <w:rPr>
+                <w:sz w:val="18"/>
+              </w:rPr>
+              <w:t>5</w:t>
+            </w:r>
+          </w:p>
+        </w:tc>
+        <w:tc>
+          <w:p>
+            <w:r>
+              <w:rPr>
+                <w:sz w:val="18"/>
+              </w:rPr>
+              <w:t>administrador: digita o user e a password de um usuário administrador e pressiona o botao Login</w:t>
             </w:r>
           </w:p>
         </w:tc>
@@ -772,7 +836,7 @@
         <w:rPr>
           <w:sz w:val="20"/>
         </w:rPr>
-        <w:t/>
+        <w:t>O usuario deve estar logado</w:t>
       </w:r>
     </w:p>
     <w:tbl>
@@ -895,17 +959,17 @@
               <w:rPr>
                 <w:sz w:val="18"/>
               </w:rPr>
-              <w:t>administrador: digita o user correte e o password invalido pela sexta vez e pressiona o botao Login</w:t>
-            </w:r>
-          </w:p>
-        </w:tc>
-        <w:tc>
-          <w:p>
-            <w:r>
-              <w:rPr>
-                <w:sz w:val="18"/>
-              </w:rPr>
-              <w:t>SYSTEM bloqueia o usuario e exibe uma mensagem informando que o usuario foi bloqueado</w:t>
+              <w:t>administrador: digita o user de um usuario administrador corretamente, digita uma password invalida pela sexta vez e pressiona o botao Login</w:t>
+            </w:r>
+          </w:p>
+        </w:tc>
+        <w:tc>
+          <w:p>
+            <w:r>
+              <w:rPr>
+                <w:sz w:val="18"/>
+              </w:rPr>
+              <w:t>SYSTEM bloqueia o usuário e exibe a mensagem 'This user has been blocked'</w:t>
             </w:r>
           </w:p>
         </w:tc>
@@ -937,7 +1001,7 @@
               <w:rPr>
                 <w:sz w:val="18"/>
               </w:rPr>
-              <w:t>SYSTEM exibe mensagem informando usuario esta bloqueado</w:t>
+              <w:t>SYSTEM exibe mensagem informando usuario está bloqueado</w:t>
             </w:r>
           </w:p>
         </w:tc>
@@ -1117,7 +1181,7 @@
               <w:rPr>
                 <w:sz w:val="18"/>
               </w:rPr>
-              <w:t>administrador: digita o user e a password de um usuario administrador e pressiona o botao Login</w:t>
+              <w:t>administrador: digita o user e a password de um usuário administrador e pressiona o botao Login</w:t>
             </w:r>
           </w:p>
         </w:tc>
@@ -1180,7 +1244,7 @@
           <w:sz w:val="24"/>
           <w:color w:val="2B6CB0"/>
         </w:rPr>
-        <w:t>[TC6] Exception Flow 2: Sem conexao com o servidor e usuario nao deseja fazer extração offline</w:t>
+        <w:t>[TC6] Exception Flow 2: Sem conexao com o servidor e usuário nao deseja fazer extração offline</w:t>
       </w:r>
     </w:p>
     <w:p>
@@ -1339,7 +1403,7 @@
               <w:rPr>
                 <w:sz w:val="18"/>
               </w:rPr>
-              <w:t>administrador: digita o user e a password de um usuario administrador e pressiona o botao Login</w:t>
+              <w:t>administrador: digita o user e a password de um usuário administrador e pressiona o botao Login</w:t>
             </w:r>
           </w:p>
         </w:tc>
@@ -1561,17 +1625,49 @@
               <w:rPr>
                 <w:sz w:val="18"/>
               </w:rPr>
-              <w:t>administrador: digita o user e a password de um usuario administrador e pressiona o botao Login</w:t>
-            </w:r>
-          </w:p>
-        </w:tc>
-        <w:tc>
-          <w:p>
-            <w:r>
-              <w:rPr>
-                <w:sz w:val="18"/>
-              </w:rPr>
-              <w:t>SYSTEM exibe mensagem indicando que usuario foi bloqueado</w:t>
+              <w:t>administrador: digita o user e a password de um usuário administrador e pressiona o botao Login</w:t>
+            </w:r>
+          </w:p>
+        </w:tc>
+        <w:tc>
+          <w:p>
+            <w:r>
+              <w:rPr>
+                <w:sz w:val="18"/>
+              </w:rPr>
+              <w:t>SYSTEM exibe a mensagem 'This user has been blocked'</w:t>
+            </w:r>
+          </w:p>
+        </w:tc>
+      </w:tr>
+      <w:tr>
+        <w:tc>
+          <w:p>
+            <w:r>
+              <w:rPr>
+                <w:sz w:val="18"/>
+              </w:rPr>
+              <w:t>3</w:t>
+            </w:r>
+          </w:p>
+        </w:tc>
+        <w:tc>
+          <w:p>
+            <w:r>
+              <w:rPr>
+                <w:sz w:val="18"/>
+              </w:rPr>
+              <w:t>administrador: executa programa externo que reinicia senha de super admin</w:t>
+            </w:r>
+          </w:p>
+        </w:tc>
+        <w:tc>
+          <w:p>
+            <w:r>
+              <w:rPr>
+                <w:sz w:val="18"/>
+              </w:rPr>
+              <w:t>SYSTEM processes action successfully</w:t>
             </w:r>
           </w:p>
         </w:tc>

--- a/output/docx/LoginExtratorAdministrador.docx
+++ b/output/docx/LoginExtratorAdministrador.docx
@@ -88,7 +88,7 @@
         <w:rPr>
           <w:sz w:val="20"/>
         </w:rPr>
-        <w:t>Deve existir um usuario cadastrado com perfil administrador</w:t>
+        <w:t>Usuário deve estar logado no servidor como super administrador</w:t>
       </w:r>
     </w:p>
     <w:p>
@@ -106,7 +106,7 @@
         <w:rPr>
           <w:sz w:val="20"/>
         </w:rPr>
-        <w:t>O usuario deve estar logado</w:t>
+        <w:t/>
       </w:r>
     </w:p>
     <w:tbl>
@@ -197,17 +197,17 @@
               <w:rPr>
                 <w:sz w:val="18"/>
               </w:rPr>
-              <w:t>administrador: abre modulo de extracao</w:t>
-            </w:r>
-          </w:p>
-        </w:tc>
-        <w:tc>
-          <w:p>
-            <w:r>
-              <w:rPr>
-                <w:sz w:val="18"/>
-              </w:rPr>
-              <w:t>SYSTEM exibe tela de login</w:t>
+              <w:t>administrador: abre módulo de extração</w:t>
+            </w:r>
+          </w:p>
+        </w:tc>
+        <w:tc>
+          <w:p>
+            <w:r>
+              <w:rPr>
+                <w:sz w:val="18"/>
+              </w:rPr>
+              <w:t>SYSTEM exibe página inicial do módulo de extração</w:t>
             </w:r>
           </w:p>
         </w:tc>
@@ -229,17 +229,17 @@
               <w:rPr>
                 <w:sz w:val="18"/>
               </w:rPr>
-              <w:t>administrador: digita o user e a password de um usuário administrador e pressiona o botao Login</w:t>
-            </w:r>
-          </w:p>
-        </w:tc>
-        <w:tc>
-          <w:p>
-            <w:r>
-              <w:rPr>
-                <w:sz w:val="18"/>
-              </w:rPr>
-              <w:t>SYSTEM exibe tela de extracao por dispositivo</w:t>
+              <w:t>administrador: digita um login de usuário administrador e password e pressiona Login</w:t>
+            </w:r>
+          </w:p>
+        </w:tc>
+        <w:tc>
+          <w:p>
+            <w:r>
+              <w:rPr>
+                <w:sz w:val="18"/>
+              </w:rPr>
+              <w:t>SYSTEM exibe tela “SAFF Extractor”</w:t>
             </w:r>
           </w:p>
         </w:tc>
@@ -260,7 +260,7 @@
           <w:sz w:val="24"/>
           <w:color w:val="2B6CB0"/>
         </w:rPr>
-        <w:t>[TC2] Alternative Flow 1: User invalido</w:t>
+        <w:t>[TC2] Alternative Flow 1: Login ou Password inválidos</w:t>
       </w:r>
     </w:p>
     <w:p>
@@ -278,7 +278,7 @@
         <w:rPr>
           <w:sz w:val="20"/>
         </w:rPr>
-        <w:t>Deve existir um usuario cadastrado com perfil administrador</w:t>
+        <w:t>Usuário deve estar logado no servidor como super administrador</w:t>
       </w:r>
     </w:p>
     <w:p>
@@ -296,7 +296,7 @@
         <w:rPr>
           <w:sz w:val="20"/>
         </w:rPr>
-        <w:t>O usuario deve estar logado</w:t>
+        <w:t/>
       </w:r>
     </w:p>
     <w:tbl>
@@ -387,17 +387,17 @@
               <w:rPr>
                 <w:sz w:val="18"/>
               </w:rPr>
-              <w:t>administrador: abre modulo de extracao</w:t>
-            </w:r>
-          </w:p>
-        </w:tc>
-        <w:tc>
-          <w:p>
-            <w:r>
-              <w:rPr>
-                <w:sz w:val="18"/>
-              </w:rPr>
-              <w:t>SYSTEM exibe tela de login</w:t>
+              <w:t>administrador: abre módulo de extração</w:t>
+            </w:r>
+          </w:p>
+        </w:tc>
+        <w:tc>
+          <w:p>
+            <w:r>
+              <w:rPr>
+                <w:sz w:val="18"/>
+              </w:rPr>
+              <w:t>SYSTEM exibe página inicial do módulo de extração</w:t>
             </w:r>
           </w:p>
         </w:tc>
@@ -419,17 +419,17 @@
               <w:rPr>
                 <w:sz w:val="18"/>
               </w:rPr>
-              <w:t>administrador: digita o user de um usuário inválido, digita uma password e pressiona o botao Login</w:t>
-            </w:r>
-          </w:p>
-        </w:tc>
-        <w:tc>
-          <w:p>
-            <w:r>
-              <w:rPr>
-                <w:sz w:val="18"/>
-              </w:rPr>
-              <w:t>SYSTEM exibe mensagem “Invalid user or password” na tela de login</w:t>
+              <w:t>administrador: digita um login de usuário administrador e/ou password invalidos e pressiona Login</w:t>
+            </w:r>
+          </w:p>
+        </w:tc>
+        <w:tc>
+          <w:p>
+            <w:r>
+              <w:rPr>
+                <w:sz w:val="18"/>
+              </w:rPr>
+              <w:t>SYSTEM exibe mensagem “Invalid username or password” na tela de login</w:t>
             </w:r>
           </w:p>
         </w:tc>
@@ -451,49 +451,17 @@
               <w:rPr>
                 <w:sz w:val="18"/>
               </w:rPr>
-              <w:t>system: SYSTEM: exibe tela de login</w:t>
-            </w:r>
-          </w:p>
-        </w:tc>
-        <w:tc>
-          <w:p>
-            <w:r>
-              <w:rPr>
-                <w:sz w:val="18"/>
-              </w:rPr>
-              <w:t>exibe tela de login</w:t>
-            </w:r>
-          </w:p>
-        </w:tc>
-      </w:tr>
-      <w:tr>
-        <w:tc>
-          <w:p>
-            <w:r>
-              <w:rPr>
-                <w:sz w:val="18"/>
-              </w:rPr>
-              <w:t>4</w:t>
-            </w:r>
-          </w:p>
-        </w:tc>
-        <w:tc>
-          <w:p>
-            <w:r>
-              <w:rPr>
-                <w:sz w:val="18"/>
-              </w:rPr>
-              <w:t>administrador: digita o user e a password de um usuário administrador e pressiona o botao Login</w:t>
-            </w:r>
-          </w:p>
-        </w:tc>
-        <w:tc>
-          <w:p>
-            <w:r>
-              <w:rPr>
-                <w:sz w:val="18"/>
-              </w:rPr>
-              <w:t>SYSTEM exibe tela de extracao por dispositivo</w:t>
+              <w:t>administrador: digita um login de usuário administrador e password e pressiona Login</w:t>
+            </w:r>
+          </w:p>
+        </w:tc>
+        <w:tc>
+          <w:p>
+            <w:r>
+              <w:rPr>
+                <w:sz w:val="18"/>
+              </w:rPr>
+              <w:t>SYSTEM exibe tela “SAFF Extractor”</w:t>
             </w:r>
           </w:p>
         </w:tc>
@@ -514,7 +482,7 @@
           <w:sz w:val="24"/>
           <w:color w:val="2B6CB0"/>
         </w:rPr>
-        <w:t>[TC3] Alternative Flow 2: Password invalida</w:t>
+        <w:t>[TC3] Alternative Flow 2: Numero de tentativas invalidas é 3</w:t>
       </w:r>
     </w:p>
     <w:p>
@@ -532,7 +500,7 @@
         <w:rPr>
           <w:sz w:val="20"/>
         </w:rPr>
-        <w:t>Deve existir um usuario cadastrado com perfil administrador</w:t>
+        <w:t>Usuário deve estar logado no servidor como super administrador</w:t>
       </w:r>
     </w:p>
     <w:p>
@@ -550,7 +518,7 @@
         <w:rPr>
           <w:sz w:val="20"/>
         </w:rPr>
-        <w:t>O usuario deve estar logado</w:t>
+        <w:t/>
       </w:r>
     </w:p>
     <w:tbl>
@@ -641,17 +609,17 @@
               <w:rPr>
                 <w:sz w:val="18"/>
               </w:rPr>
-              <w:t>administrador: abre modulo de extracao</w:t>
-            </w:r>
-          </w:p>
-        </w:tc>
-        <w:tc>
-          <w:p>
-            <w:r>
-              <w:rPr>
-                <w:sz w:val="18"/>
-              </w:rPr>
-              <w:t>SYSTEM exibe tela de login</w:t>
+              <w:t>administrador: abre módulo de extração</w:t>
+            </w:r>
+          </w:p>
+        </w:tc>
+        <w:tc>
+          <w:p>
+            <w:r>
+              <w:rPr>
+                <w:sz w:val="18"/>
+              </w:rPr>
+              <w:t>SYSTEM exibe página inicial do módulo de extração</w:t>
             </w:r>
           </w:p>
         </w:tc>
@@ -673,17 +641,17 @@
               <w:rPr>
                 <w:sz w:val="18"/>
               </w:rPr>
-              <w:t>administrador: digita o user de um usuário administrador corretamente, digita uma password invalida e pressiona o botao Login</w:t>
-            </w:r>
-          </w:p>
-        </w:tc>
-        <w:tc>
-          <w:p>
-            <w:r>
-              <w:rPr>
-                <w:sz w:val="18"/>
-              </w:rPr>
-              <w:t>SYSTEM abre um pop-up e exibe a mensagem “User or Password incorrect. Attempts remaining until the account lockout: #tentativas restantes#” em um pop-up</w:t>
+              <w:t>administrador: digita um login de usuário administrador e/ou password invalidos pela terceira vez e pressiona Login</w:t>
+            </w:r>
+          </w:p>
+        </w:tc>
+        <w:tc>
+          <w:p>
+            <w:r>
+              <w:rPr>
+                <w:sz w:val="18"/>
+              </w:rPr>
+              <w:t>SYSTEM exibe mensagem de alerta</w:t>
             </w:r>
           </w:p>
         </w:tc>
@@ -705,81 +673,17 @@
               <w:rPr>
                 <w:sz w:val="18"/>
               </w:rPr>
-              <w:t>administrador: pressiona o botao Ok</w:t>
-            </w:r>
-          </w:p>
-        </w:tc>
-        <w:tc>
-          <w:p>
-            <w:r>
-              <w:rPr>
-                <w:sz w:val="18"/>
-              </w:rPr>
-              <w:t>SYSTEM fecha a janela pop-up</w:t>
-            </w:r>
-          </w:p>
-        </w:tc>
-      </w:tr>
-      <w:tr>
-        <w:tc>
-          <w:p>
-            <w:r>
-              <w:rPr>
-                <w:sz w:val="18"/>
-              </w:rPr>
-              <w:t>4</w:t>
-            </w:r>
-          </w:p>
-        </w:tc>
-        <w:tc>
-          <w:p>
-            <w:r>
-              <w:rPr>
-                <w:sz w:val="18"/>
-              </w:rPr>
-              <w:t>system: SYSTEM: exibe tela de login</w:t>
-            </w:r>
-          </w:p>
-        </w:tc>
-        <w:tc>
-          <w:p>
-            <w:r>
-              <w:rPr>
-                <w:sz w:val="18"/>
-              </w:rPr>
-              <w:t>exibe tela de login</w:t>
-            </w:r>
-          </w:p>
-        </w:tc>
-      </w:tr>
-      <w:tr>
-        <w:tc>
-          <w:p>
-            <w:r>
-              <w:rPr>
-                <w:sz w:val="18"/>
-              </w:rPr>
-              <w:t>5</w:t>
-            </w:r>
-          </w:p>
-        </w:tc>
-        <w:tc>
-          <w:p>
-            <w:r>
-              <w:rPr>
-                <w:sz w:val="18"/>
-              </w:rPr>
-              <w:t>administrador: digita o user e a password de um usuário administrador e pressiona o botao Login</w:t>
-            </w:r>
-          </w:p>
-        </w:tc>
-        <w:tc>
-          <w:p>
-            <w:r>
-              <w:rPr>
-                <w:sz w:val="18"/>
-              </w:rPr>
-              <w:t>SYSTEM exibe tela de extracao por dispositivo</w:t>
+              <w:t>administrador: digita um login de usuário administrador e password e pressiona Login</w:t>
+            </w:r>
+          </w:p>
+        </w:tc>
+        <w:tc>
+          <w:p>
+            <w:r>
+              <w:rPr>
+                <w:sz w:val="18"/>
+              </w:rPr>
+              <w:t>SYSTEM exibe tela “SAFF Extractor”</w:t>
             </w:r>
           </w:p>
         </w:tc>
@@ -800,7 +704,7 @@
           <w:sz w:val="24"/>
           <w:color w:val="2B6CB0"/>
         </w:rPr>
-        <w:t>[TC4] Alternative Flow 3: Numero de tentativas invalidas e 5</w:t>
+        <w:t>[TC4] Alternative Flow 3: Numero de tentativas invalidas é 5</w:t>
       </w:r>
     </w:p>
     <w:p>
@@ -818,7 +722,7 @@
         <w:rPr>
           <w:sz w:val="20"/>
         </w:rPr>
-        <w:t>Deve existir um usuario cadastrado com perfil administrador</w:t>
+        <w:t>Usuário deve estar logado no servidor como super administrador</w:t>
       </w:r>
     </w:p>
     <w:p>
@@ -836,7 +740,7 @@
         <w:rPr>
           <w:sz w:val="20"/>
         </w:rPr>
-        <w:t>O usuario deve estar logado</w:t>
+        <w:t/>
       </w:r>
     </w:p>
     <w:tbl>
@@ -927,17 +831,17 @@
               <w:rPr>
                 <w:sz w:val="18"/>
               </w:rPr>
-              <w:t>administrador: abre modulo de extracao</w:t>
-            </w:r>
-          </w:p>
-        </w:tc>
-        <w:tc>
-          <w:p>
-            <w:r>
-              <w:rPr>
-                <w:sz w:val="18"/>
-              </w:rPr>
-              <w:t>SYSTEM exibe tela de login</w:t>
+              <w:t>administrador: abre módulo de extração</w:t>
+            </w:r>
+          </w:p>
+        </w:tc>
+        <w:tc>
+          <w:p>
+            <w:r>
+              <w:rPr>
+                <w:sz w:val="18"/>
+              </w:rPr>
+              <w:t>SYSTEM exibe página inicial do módulo de extração</w:t>
             </w:r>
           </w:p>
         </w:tc>
@@ -959,17 +863,17 @@
               <w:rPr>
                 <w:sz w:val="18"/>
               </w:rPr>
-              <w:t>administrador: digita o user de um usuario administrador corretamente, digita uma password invalida pela sexta vez e pressiona o botao Login</w:t>
-            </w:r>
-          </w:p>
-        </w:tc>
-        <w:tc>
-          <w:p>
-            <w:r>
-              <w:rPr>
-                <w:sz w:val="18"/>
-              </w:rPr>
-              <w:t>SYSTEM bloqueia o usuário e exibe a mensagem 'This user has been blocked'</w:t>
+              <w:t>administrador: digita um login de usuário administrador e/ou password invalidos pela quinta vez e pressiona Login</w:t>
+            </w:r>
+          </w:p>
+        </w:tc>
+        <w:tc>
+          <w:p>
+            <w:r>
+              <w:rPr>
+                <w:sz w:val="18"/>
+              </w:rPr>
+              <w:t>SYSTEM bloqueia usuário</w:t>
             </w:r>
           </w:p>
         </w:tc>
@@ -991,17 +895,17 @@
               <w:rPr>
                 <w:sz w:val="18"/>
               </w:rPr>
-              <w:t>administrador: tenta mais uma vez logar na conta do usuário, agora com dados validos</w:t>
-            </w:r>
-          </w:p>
-        </w:tc>
-        <w:tc>
-          <w:p>
-            <w:r>
-              <w:rPr>
-                <w:sz w:val="18"/>
-              </w:rPr>
-              <w:t>SYSTEM exibe mensagem informando usuario está bloqueado</w:t>
+              <w:t>administrador: tenta mais uma vez logar na conta do usuário, agora com dados válidos</w:t>
+            </w:r>
+          </w:p>
+        </w:tc>
+        <w:tc>
+          <w:p>
+            <w:r>
+              <w:rPr>
+                <w:sz w:val="18"/>
+              </w:rPr>
+              <w:t>SYSTEM exibe mensagem que usuário está bloqueado</w:t>
             </w:r>
           </w:p>
         </w:tc>
@@ -1022,7 +926,7 @@
           <w:sz w:val="24"/>
           <w:color w:val="2B6CB0"/>
         </w:rPr>
-        <w:t>[TC5] Exception Flow 1: Sem conexao com o servidor e usuario deseja fazer extracao offline</w:t>
+        <w:t>[TC5] Exception Flow 1: Sem conexão com o servidor e usuário deseja fazer extração offline</w:t>
       </w:r>
     </w:p>
     <w:p>
@@ -1040,7 +944,7 @@
         <w:rPr>
           <w:sz w:val="20"/>
         </w:rPr>
-        <w:t>Deve existir um usuario cadastrado com perfil administrador</w:t>
+        <w:t>Usuário deve estar logado no servidor como super administrador</w:t>
       </w:r>
     </w:p>
     <w:p>
@@ -1149,17 +1053,17 @@
               <w:rPr>
                 <w:sz w:val="18"/>
               </w:rPr>
-              <w:t>administrador: abre modulo de extracao</w:t>
-            </w:r>
-          </w:p>
-        </w:tc>
-        <w:tc>
-          <w:p>
-            <w:r>
-              <w:rPr>
-                <w:sz w:val="18"/>
-              </w:rPr>
-              <w:t>SYSTEM exibe tela de login</w:t>
+              <w:t>administrador: abre módulo de extração</w:t>
+            </w:r>
+          </w:p>
+        </w:tc>
+        <w:tc>
+          <w:p>
+            <w:r>
+              <w:rPr>
+                <w:sz w:val="18"/>
+              </w:rPr>
+              <w:t>SYSTEM exibe página inicial do módulo de extração</w:t>
             </w:r>
           </w:p>
         </w:tc>
@@ -1181,17 +1085,17 @@
               <w:rPr>
                 <w:sz w:val="18"/>
               </w:rPr>
-              <w:t>administrador: digita o user e a password de um usuário administrador e pressiona o botao Login</w:t>
-            </w:r>
-          </w:p>
-        </w:tc>
-        <w:tc>
-          <w:p>
-            <w:r>
-              <w:rPr>
-                <w:sz w:val="18"/>
-              </w:rPr>
-              <w:t>SYSTEM exibe pop-up questionando se o usuqrio deseja fazer extracoes offline</w:t>
+              <w:t>administrador: digita um login de usuário administrador e password e pressiona Login</w:t>
+            </w:r>
+          </w:p>
+        </w:tc>
+        <w:tc>
+          <w:p>
+            <w:r>
+              <w:rPr>
+                <w:sz w:val="18"/>
+              </w:rPr>
+              <w:t>SYSTEM exibe pop-up questionanado se o usuário deveja fazer uma extração offline</w:t>
             </w:r>
           </w:p>
         </w:tc>
@@ -1213,17 +1117,49 @@
               <w:rPr>
                 <w:sz w:val="18"/>
               </w:rPr>
-              <w:t>administrador: pressiona o botao Yes</w:t>
-            </w:r>
-          </w:p>
-        </w:tc>
-        <w:tc>
-          <w:p>
-            <w:r>
-              <w:rPr>
-                <w:sz w:val="18"/>
-              </w:rPr>
-              <w:t>SYSTEM fecha a janela pop-up e exibe tela de extracao por dispositivo em modo offline</w:t>
+              <w:t>administrador: pressiona Yes</w:t>
+            </w:r>
+          </w:p>
+        </w:tc>
+        <w:tc>
+          <w:p>
+            <w:r>
+              <w:rPr>
+                <w:sz w:val="18"/>
+              </w:rPr>
+              <w:t>SYSTEM fecha a janela pop-up</w:t>
+            </w:r>
+          </w:p>
+        </w:tc>
+      </w:tr>
+      <w:tr>
+        <w:tc>
+          <w:p>
+            <w:r>
+              <w:rPr>
+                <w:sz w:val="18"/>
+              </w:rPr>
+              <w:t>4</w:t>
+            </w:r>
+          </w:p>
+        </w:tc>
+        <w:tc>
+          <w:p>
+            <w:r>
+              <w:rPr>
+                <w:sz w:val="18"/>
+              </w:rPr>
+              <w:t>system: SYSTEM: exibe tela “SAFF Extractor” em modo offline</w:t>
+            </w:r>
+          </w:p>
+        </w:tc>
+        <w:tc>
+          <w:p>
+            <w:r>
+              <w:rPr>
+                <w:sz w:val="18"/>
+              </w:rPr>
+              <w:t>exibe tela “SAFF Extractor” em modo offline</w:t>
             </w:r>
           </w:p>
         </w:tc>
@@ -1244,7 +1180,7 @@
           <w:sz w:val="24"/>
           <w:color w:val="2B6CB0"/>
         </w:rPr>
-        <w:t>[TC6] Exception Flow 2: Sem conexao com o servidor e usuário nao deseja fazer extração offline</w:t>
+        <w:t>[TC6] Exception Flow 2: Sem conexão com o servidor e usuário não deseja fazer extração offline</w:t>
       </w:r>
     </w:p>
     <w:p>
@@ -1262,7 +1198,7 @@
         <w:rPr>
           <w:sz w:val="20"/>
         </w:rPr>
-        <w:t>Deve existir um usuario cadastrado com perfil administrador</w:t>
+        <w:t>Usuário deve estar logado no servidor como super administrador</w:t>
       </w:r>
     </w:p>
     <w:p>
@@ -1371,17 +1307,17 @@
               <w:rPr>
                 <w:sz w:val="18"/>
               </w:rPr>
-              <w:t>administrador: abre modulo de extracao</w:t>
-            </w:r>
-          </w:p>
-        </w:tc>
-        <w:tc>
-          <w:p>
-            <w:r>
-              <w:rPr>
-                <w:sz w:val="18"/>
-              </w:rPr>
-              <w:t>SYSTEM exibe tela de login</w:t>
+              <w:t>administrador: abre módulo de extração</w:t>
+            </w:r>
+          </w:p>
+        </w:tc>
+        <w:tc>
+          <w:p>
+            <w:r>
+              <w:rPr>
+                <w:sz w:val="18"/>
+              </w:rPr>
+              <w:t>SYSTEM exibe página inicial do módulo de extração</w:t>
             </w:r>
           </w:p>
         </w:tc>
@@ -1403,17 +1339,17 @@
               <w:rPr>
                 <w:sz w:val="18"/>
               </w:rPr>
-              <w:t>administrador: digita o user e a password de um usuário administrador e pressiona o botao Login</w:t>
-            </w:r>
-          </w:p>
-        </w:tc>
-        <w:tc>
-          <w:p>
-            <w:r>
-              <w:rPr>
-                <w:sz w:val="18"/>
-              </w:rPr>
-              <w:t>SYSTEM exibe pop-up questionando se o usuário deveja fazer extracoes offline</w:t>
+              <w:t>administrador: digita um login de usuário administrador e password e pressiona Login</w:t>
+            </w:r>
+          </w:p>
+        </w:tc>
+        <w:tc>
+          <w:p>
+            <w:r>
+              <w:rPr>
+                <w:sz w:val="18"/>
+              </w:rPr>
+              <w:t>SYSTEM exibe pop-up questionanado se o usuário deveja fazer uma extração offline</w:t>
             </w:r>
           </w:p>
         </w:tc>
@@ -1435,7 +1371,7 @@
               <w:rPr>
                 <w:sz w:val="18"/>
               </w:rPr>
-              <w:t>administrador: pressiona o botao No</w:t>
+              <w:t>administrador: pressiona No</w:t>
             </w:r>
           </w:p>
         </w:tc>
@@ -1484,7 +1420,7 @@
         <w:rPr>
           <w:sz w:val="20"/>
         </w:rPr>
-        <w:t>Deve existir um usuario cadastrado com perfil administrador</w:t>
+        <w:t>Usuário deve estar logado no servidor como super administrador</w:t>
       </w:r>
     </w:p>
     <w:p>
@@ -1593,17 +1529,17 @@
               <w:rPr>
                 <w:sz w:val="18"/>
               </w:rPr>
-              <w:t>administrador: abre modulo de extracao</w:t>
-            </w:r>
-          </w:p>
-        </w:tc>
-        <w:tc>
-          <w:p>
-            <w:r>
-              <w:rPr>
-                <w:sz w:val="18"/>
-              </w:rPr>
-              <w:t>SYSTEM exibe tela de login</w:t>
+              <w:t>administrador: abre módulo de extração</w:t>
+            </w:r>
+          </w:p>
+        </w:tc>
+        <w:tc>
+          <w:p>
+            <w:r>
+              <w:rPr>
+                <w:sz w:val="18"/>
+              </w:rPr>
+              <w:t>SYSTEM exibe página inicial do módulo de extração</w:t>
             </w:r>
           </w:p>
         </w:tc>
@@ -1625,17 +1561,17 @@
               <w:rPr>
                 <w:sz w:val="18"/>
               </w:rPr>
-              <w:t>administrador: digita o user e a password de um usuário administrador e pressiona o botao Login</w:t>
-            </w:r>
-          </w:p>
-        </w:tc>
-        <w:tc>
-          <w:p>
-            <w:r>
-              <w:rPr>
-                <w:sz w:val="18"/>
-              </w:rPr>
-              <w:t>SYSTEM exibe a mensagem 'This user has been blocked'</w:t>
+              <w:t>administrador: digita um login de usuário administrador e password e pressiona Login</w:t>
+            </w:r>
+          </w:p>
+        </w:tc>
+        <w:tc>
+          <w:p>
+            <w:r>
+              <w:rPr>
+                <w:sz w:val="18"/>
+              </w:rPr>
+              <w:t>SYSTEM infoma que usuario esta bloqueado por inatividade</w:t>
             </w:r>
           </w:p>
         </w:tc>

--- a/output/docx/LoginExtratorAdministrador.docx
+++ b/output/docx/LoginExtratorAdministrador.docx
@@ -88,7 +88,7 @@
         <w:rPr>
           <w:sz w:val="20"/>
         </w:rPr>
-        <w:t>Usuário deve estar logado no servidor como super administrador</w:t>
+        <w:t>Deve existir um usuário cadastrado com perfil administrador ; Usuário deve estar logado no servidor como administrador</w:t>
       </w:r>
     </w:p>
     <w:p>
@@ -278,7 +278,7 @@
         <w:rPr>
           <w:sz w:val="20"/>
         </w:rPr>
-        <w:t>Usuário deve estar logado no servidor como super administrador</w:t>
+        <w:t>Deve existir um usuário cadastrado com perfil administrador ; Usuário deve estar logado no servidor como administrador</w:t>
       </w:r>
     </w:p>
     <w:p>
@@ -482,7 +482,7 @@
           <w:sz w:val="24"/>
           <w:color w:val="2B6CB0"/>
         </w:rPr>
-        <w:t>[TC3] Alternative Flow 2: Numero de tentativas invalidas é 3</w:t>
+        <w:t>[TC3] Alternative Flow 2: Número de tentativas inválidas é 3</w:t>
       </w:r>
     </w:p>
     <w:p>
@@ -500,7 +500,7 @@
         <w:rPr>
           <w:sz w:val="20"/>
         </w:rPr>
-        <w:t>Usuário deve estar logado no servidor como super administrador</w:t>
+        <w:t>Deve existir um usuário cadastrado com perfil administrador ; Usuário deve estar logado no servidor como administrador</w:t>
       </w:r>
     </w:p>
     <w:p>
@@ -704,7 +704,7 @@
           <w:sz w:val="24"/>
           <w:color w:val="2B6CB0"/>
         </w:rPr>
-        <w:t>[TC4] Alternative Flow 3: Numero de tentativas invalidas é 5</w:t>
+        <w:t>[TC4] Alternative Flow 3: Número de tentativas inválidas é 5</w:t>
       </w:r>
     </w:p>
     <w:p>
@@ -722,7 +722,7 @@
         <w:rPr>
           <w:sz w:val="20"/>
         </w:rPr>
-        <w:t>Usuário deve estar logado no servidor como super administrador</w:t>
+        <w:t>Deve existir um usuário cadastrado com perfil administrador ; Usuário deve estar logado no servidor como administrador</w:t>
       </w:r>
     </w:p>
     <w:p>
@@ -944,7 +944,7 @@
         <w:rPr>
           <w:sz w:val="20"/>
         </w:rPr>
-        <w:t>Usuário deve estar logado no servidor como super administrador</w:t>
+        <w:t>Deve existir um usuário cadastrado com perfil administrador ; Usuário deve estar logado no servidor como administrador</w:t>
       </w:r>
     </w:p>
     <w:p>
@@ -1198,7 +1198,7 @@
         <w:rPr>
           <w:sz w:val="20"/>
         </w:rPr>
-        <w:t>Usuário deve estar logado no servidor como super administrador</w:t>
+        <w:t>Deve existir um usuário cadastrado com perfil administrador ; Usuário deve estar logado no servidor como administrador</w:t>
       </w:r>
     </w:p>
     <w:p>
@@ -1392,228 +1392,6 @@
         <w:br/>
       </w:r>
     </w:p>
-    <w:p>
-      <w:pPr>
-        <w:spacing w:before="180" w:after="60"/>
-      </w:pPr>
-      <w:r>
-        <w:rPr>
-          <w:b w:val="on"/>
-          <w:sz w:val="24"/>
-          <w:color w:val="2B6CB0"/>
-        </w:rPr>
-        <w:t>[TC7] Exception Flow 3: Usuario inativo por 90 dias</w:t>
-      </w:r>
-    </w:p>
-    <w:p>
-      <w:pPr>
-        <w:spacing w:after="40"/>
-      </w:pPr>
-      <w:r>
-        <w:rPr>
-          <w:b w:val="on"/>
-          <w:sz w:val="20"/>
-        </w:rPr>
-        <w:t xml:space="preserve">Preconditions: </w:t>
-      </w:r>
-      <w:r>
-        <w:rPr>
-          <w:sz w:val="20"/>
-        </w:rPr>
-        <w:t>Usuário deve estar logado no servidor como super administrador</w:t>
-      </w:r>
-    </w:p>
-    <w:p>
-      <w:pPr>
-        <w:spacing w:after="40"/>
-      </w:pPr>
-      <w:r>
-        <w:rPr>
-          <w:b w:val="on"/>
-          <w:sz w:val="20"/>
-        </w:rPr>
-        <w:t xml:space="preserve">Postconditions: </w:t>
-      </w:r>
-      <w:r>
-        <w:rPr>
-          <w:sz w:val="20"/>
-        </w:rPr>
-        <w:t>Flow interrupted due to exception / error</w:t>
-      </w:r>
-    </w:p>
-    <w:tbl>
-      <w:tblPr>
-        <w:tblW w:w="5000" w:type="pct"/>
-        <w:tblBorders>
-          <w:top w:val="single"/>
-          <w:left w:val="single"/>
-          <w:bottom w:val="single"/>
-          <w:right w:val="single"/>
-          <w:insideH w:val="single"/>
-          <w:insideV w:val="single"/>
-        </w:tblBorders>
-      </w:tblPr>
-      <w:tr>
-        <w:tc>
-          <w:tcPr>
-            <w:tcW w:w="1200" w:type="dxa"/>
-            <w:shd w:color="auto" w:val="clear" w:fill="2B6CB0"/>
-          </w:tcPr>
-          <w:p>
-            <w:pPr>
-              <w:jc w:val="left"/>
-            </w:pPr>
-            <w:r>
-              <w:rPr>
-                <w:b w:val="on"/>
-                <w:sz w:val="20"/>
-                <w:color w:val="FFFFFF"/>
-              </w:rPr>
-              <w:t>Step #</w:t>
-            </w:r>
-          </w:p>
-        </w:tc>
-        <w:tc>
-          <w:tcPr>
-            <w:tcW w:w="4500" w:type="dxa"/>
-            <w:shd w:color="auto" w:val="clear" w:fill="2B6CB0"/>
-          </w:tcPr>
-          <w:p>
-            <w:pPr>
-              <w:jc w:val="left"/>
-            </w:pPr>
-            <w:r>
-              <w:rPr>
-                <w:b w:val="on"/>
-                <w:sz w:val="20"/>
-                <w:color w:val="FFFFFF"/>
-              </w:rPr>
-              <w:t>Actor Action</w:t>
-            </w:r>
-          </w:p>
-        </w:tc>
-        <w:tc>
-          <w:tcPr>
-            <w:tcW w:w="4500" w:type="dxa"/>
-            <w:shd w:color="auto" w:val="clear" w:fill="2B6CB0"/>
-          </w:tcPr>
-          <w:p>
-            <w:pPr>
-              <w:jc w:val="left"/>
-            </w:pPr>
-            <w:r>
-              <w:rPr>
-                <w:b w:val="on"/>
-                <w:sz w:val="20"/>
-                <w:color w:val="FFFFFF"/>
-              </w:rPr>
-              <w:t>Expected Result (System)</w:t>
-            </w:r>
-          </w:p>
-        </w:tc>
-      </w:tr>
-      <w:tr>
-        <w:tc>
-          <w:p>
-            <w:r>
-              <w:rPr>
-                <w:sz w:val="18"/>
-              </w:rPr>
-              <w:t>1</w:t>
-            </w:r>
-          </w:p>
-        </w:tc>
-        <w:tc>
-          <w:p>
-            <w:r>
-              <w:rPr>
-                <w:sz w:val="18"/>
-              </w:rPr>
-              <w:t>administrador: abre módulo de extração</w:t>
-            </w:r>
-          </w:p>
-        </w:tc>
-        <w:tc>
-          <w:p>
-            <w:r>
-              <w:rPr>
-                <w:sz w:val="18"/>
-              </w:rPr>
-              <w:t>SYSTEM exibe página inicial do módulo de extração</w:t>
-            </w:r>
-          </w:p>
-        </w:tc>
-      </w:tr>
-      <w:tr>
-        <w:tc>
-          <w:p>
-            <w:r>
-              <w:rPr>
-                <w:sz w:val="18"/>
-              </w:rPr>
-              <w:t>2</w:t>
-            </w:r>
-          </w:p>
-        </w:tc>
-        <w:tc>
-          <w:p>
-            <w:r>
-              <w:rPr>
-                <w:sz w:val="18"/>
-              </w:rPr>
-              <w:t>administrador: digita um login de usuário administrador e password e pressiona Login</w:t>
-            </w:r>
-          </w:p>
-        </w:tc>
-        <w:tc>
-          <w:p>
-            <w:r>
-              <w:rPr>
-                <w:sz w:val="18"/>
-              </w:rPr>
-              <w:t>SYSTEM infoma que usuario esta bloqueado por inatividade</w:t>
-            </w:r>
-          </w:p>
-        </w:tc>
-      </w:tr>
-      <w:tr>
-        <w:tc>
-          <w:p>
-            <w:r>
-              <w:rPr>
-                <w:sz w:val="18"/>
-              </w:rPr>
-              <w:t>3</w:t>
-            </w:r>
-          </w:p>
-        </w:tc>
-        <w:tc>
-          <w:p>
-            <w:r>
-              <w:rPr>
-                <w:sz w:val="18"/>
-              </w:rPr>
-              <w:t>administrador: executa programa externo que reinicia senha de super admin</w:t>
-            </w:r>
-          </w:p>
-        </w:tc>
-        <w:tc>
-          <w:p>
-            <w:r>
-              <w:rPr>
-                <w:sz w:val="18"/>
-              </w:rPr>
-              <w:t>SYSTEM processes action successfully</w:t>
-            </w:r>
-          </w:p>
-        </w:tc>
-      </w:tr>
-    </w:tbl>
-    <w:p>
-      <w:r>
-        <w:br/>
-      </w:r>
-    </w:p>
   </w:body>
 </w:document>
 </file>